--- a/Ülesanne-3 Tsüklid ja funktsioonid/Ülesanne-3 Tsüklid ja funktsioonid Dokumentatsioon.docx
+++ b/Ülesanne-3 Tsüklid ja funktsioonid/Ülesanne-3 Tsüklid ja funktsioonid Dokumentatsioon.docx
@@ -78,49 +78,7 @@
         <w:rPr>
           <w:lang w:val="et-EE"/>
         </w:rPr>
-        <w:t xml:space="preserve">Luua </w:t>
-      </w:r>
-      <w:proofErr w:type="spellStart"/>
-      <w:r>
-        <w:rPr>
-          <w:lang w:val="et-EE"/>
-        </w:rPr>
-        <w:t>PyGame</w:t>
-      </w:r>
-      <w:proofErr w:type="spellEnd"/>
-      <w:r>
-        <w:rPr>
-          <w:lang w:val="et-EE"/>
-        </w:rPr>
-        <w:t xml:space="preserve"> programm, mis joonistab funktsiooniga ekraanile ruudustiku. Omandada </w:t>
-      </w:r>
-      <w:proofErr w:type="spellStart"/>
-      <w:r>
-        <w:rPr>
-          <w:lang w:val="et-EE"/>
-        </w:rPr>
-        <w:t>for</w:t>
-      </w:r>
-      <w:proofErr w:type="spellEnd"/>
-      <w:r>
-        <w:rPr>
-          <w:lang w:val="et-EE"/>
-        </w:rPr>
-        <w:t xml:space="preserve">-tsüklite kasutamise oskus </w:t>
-      </w:r>
-      <w:proofErr w:type="spellStart"/>
-      <w:r>
-        <w:rPr>
-          <w:lang w:val="et-EE"/>
-        </w:rPr>
-        <w:t>kahemõõtmelise</w:t>
-      </w:r>
-      <w:proofErr w:type="spellEnd"/>
-      <w:r>
-        <w:rPr>
-          <w:lang w:val="et-EE"/>
-        </w:rPr>
-        <w:t xml:space="preserve"> mustri genereerimiseks ning funktsioonide kirjutamist parameetritega, mis võimaldavad ruudu suurust, ridade ja veergude arvu ning joone- ja täitevärvi lihtsasti muuta.</w:t>
+        <w:t>Luua PyGame programm, mis joonistab funktsiooniga ekraanile ruudustiku. Omandada for-tsüklite kasutamise oskus kahemõõtmelise mustri genereerimiseks ning funktsioonide kirjutamist parameetritega, mis võimaldavad ruudu suurust, ridade ja veergude arvu ning joone- ja täitevärvi lihtsasti muuta.</w:t>
       </w:r>
     </w:p>
     <w:p>
@@ -221,77 +179,7 @@
         <w:rPr>
           <w:lang w:val="et-EE"/>
         </w:rPr>
-        <w:t>Kõik muudetavad sätted (</w:t>
-      </w:r>
-      <w:proofErr w:type="spellStart"/>
-      <w:r>
-        <w:rPr>
-          <w:lang w:val="et-EE"/>
-        </w:rPr>
-        <w:t>ruudu_suurus</w:t>
-      </w:r>
-      <w:proofErr w:type="spellEnd"/>
-      <w:r>
-        <w:rPr>
-          <w:lang w:val="et-EE"/>
-        </w:rPr>
-        <w:t xml:space="preserve">, </w:t>
-      </w:r>
-      <w:proofErr w:type="spellStart"/>
-      <w:r>
-        <w:rPr>
-          <w:lang w:val="et-EE"/>
-        </w:rPr>
-        <w:t>ridade_arv</w:t>
-      </w:r>
-      <w:proofErr w:type="spellEnd"/>
-      <w:r>
-        <w:rPr>
-          <w:lang w:val="et-EE"/>
-        </w:rPr>
-        <w:t xml:space="preserve">, </w:t>
-      </w:r>
-      <w:proofErr w:type="spellStart"/>
-      <w:r>
-        <w:rPr>
-          <w:lang w:val="et-EE"/>
-        </w:rPr>
-        <w:t>veergude_arv</w:t>
-      </w:r>
-      <w:proofErr w:type="spellEnd"/>
-      <w:r>
-        <w:rPr>
-          <w:lang w:val="et-EE"/>
-        </w:rPr>
-        <w:t xml:space="preserve">, </w:t>
-      </w:r>
-      <w:proofErr w:type="spellStart"/>
-      <w:r>
-        <w:rPr>
-          <w:lang w:val="et-EE"/>
-        </w:rPr>
-        <w:t>joone_varv</w:t>
-      </w:r>
-      <w:proofErr w:type="spellEnd"/>
-      <w:r>
-        <w:rPr>
-          <w:lang w:val="et-EE"/>
-        </w:rPr>
-        <w:t xml:space="preserve">, </w:t>
-      </w:r>
-      <w:proofErr w:type="spellStart"/>
-      <w:r>
-        <w:rPr>
-          <w:lang w:val="et-EE"/>
-        </w:rPr>
-        <w:t>ruudu_varv</w:t>
-      </w:r>
-      <w:proofErr w:type="spellEnd"/>
-      <w:r>
-        <w:rPr>
-          <w:lang w:val="et-EE"/>
-        </w:rPr>
-        <w:t>) on defineeritud programmi alguses.</w:t>
+        <w:t>Kõik muudetavad sätted (ruudu_suurus, ridade_arv, veergude_arv, joone_varv, ruudu_varv) on defineeritud programmi alguses.</w:t>
       </w:r>
     </w:p>
     <w:p>
@@ -318,284 +206,46 @@
           <w:lang w:val="et-EE"/>
         </w:rPr>
         <w:lastRenderedPageBreak/>
-        <w:t xml:space="preserve">Funktsioon </w:t>
+        <w:t>Funktsioon joonista_ruudustik() joonistab kahe pesastatud for-tsükliga ekraanile ruudustiku, kutsudes iga ruudu jaoks kaks korda pygame.draw.rect() — üks kord täitevärvi ja üks kord äärjoone jaoks.</w:t>
       </w:r>
-      <w:proofErr w:type="spellStart"/>
+    </w:p>
+    <w:p>
+      <w:pPr>
+        <w:rPr>
+          <w:lang w:val="et-EE"/>
+        </w:rPr>
+      </w:pPr>
       <w:r>
         <w:rPr>
           <w:lang w:val="et-EE"/>
         </w:rPr>
-        <w:t>joonista_ruudustik</w:t>
+        <w:t>Funktsioon võtab parameetritena: ekraan, ruudu_suurus, ridade_arv, veergude_arv, joone_varv ja ruudu_varv.</w:t>
       </w:r>
-      <w:proofErr w:type="spellEnd"/>
+    </w:p>
+    <w:p>
+      <w:pPr>
+        <w:rPr>
+          <w:lang w:val="et-EE"/>
+        </w:rPr>
+      </w:pPr>
       <w:r>
         <w:rPr>
           <w:lang w:val="et-EE"/>
         </w:rPr>
-        <w:t xml:space="preserve">() joonistab kahe pesastatud </w:t>
+        <w:t>Vaikimisi sätted: ruudu_suurus=20, ridade_arv=24, veergude_arv=32, joone_varv=[255,0,0] (punane), ruudu_varv=[153,255,153] (hele roheline) — vastavalt näidispildile.</w:t>
       </w:r>
-      <w:proofErr w:type="spellStart"/>
+    </w:p>
+    <w:p>
+      <w:pPr>
+        <w:rPr>
+          <w:lang w:val="et-EE"/>
+        </w:rPr>
+      </w:pPr>
       <w:r>
         <w:rPr>
           <w:lang w:val="et-EE"/>
         </w:rPr>
-        <w:t>for</w:t>
-      </w:r>
-      <w:proofErr w:type="spellEnd"/>
-      <w:r>
-        <w:rPr>
-          <w:lang w:val="et-EE"/>
-        </w:rPr>
-        <w:t xml:space="preserve">-tsükliga ekraanile ruudustiku, kutsudes iga ruudu jaoks kaks korda </w:t>
-      </w:r>
-      <w:proofErr w:type="spellStart"/>
-      <w:r>
-        <w:rPr>
-          <w:lang w:val="et-EE"/>
-        </w:rPr>
-        <w:t>pygame.draw.rect</w:t>
-      </w:r>
-      <w:proofErr w:type="spellEnd"/>
-      <w:r>
-        <w:rPr>
-          <w:lang w:val="et-EE"/>
-        </w:rPr>
-        <w:t>() — üks kord täitevärvi ja üks kord äärjoone jaoks.</w:t>
-      </w:r>
-    </w:p>
-    <w:p>
-      <w:pPr>
-        <w:rPr>
-          <w:lang w:val="et-EE"/>
-        </w:rPr>
-      </w:pPr>
-      <w:r>
-        <w:rPr>
-          <w:lang w:val="et-EE"/>
-        </w:rPr>
-        <w:t xml:space="preserve">Funktsioon võtab parameetritena: ekraan, </w:t>
-      </w:r>
-      <w:proofErr w:type="spellStart"/>
-      <w:r>
-        <w:rPr>
-          <w:lang w:val="et-EE"/>
-        </w:rPr>
-        <w:t>ruudu_suurus</w:t>
-      </w:r>
-      <w:proofErr w:type="spellEnd"/>
-      <w:r>
-        <w:rPr>
-          <w:lang w:val="et-EE"/>
-        </w:rPr>
-        <w:t xml:space="preserve">, </w:t>
-      </w:r>
-      <w:proofErr w:type="spellStart"/>
-      <w:r>
-        <w:rPr>
-          <w:lang w:val="et-EE"/>
-        </w:rPr>
-        <w:t>ridade_arv</w:t>
-      </w:r>
-      <w:proofErr w:type="spellEnd"/>
-      <w:r>
-        <w:rPr>
-          <w:lang w:val="et-EE"/>
-        </w:rPr>
-        <w:t xml:space="preserve">, </w:t>
-      </w:r>
-      <w:proofErr w:type="spellStart"/>
-      <w:r>
-        <w:rPr>
-          <w:lang w:val="et-EE"/>
-        </w:rPr>
-        <w:t>veergude_arv</w:t>
-      </w:r>
-      <w:proofErr w:type="spellEnd"/>
-      <w:r>
-        <w:rPr>
-          <w:lang w:val="et-EE"/>
-        </w:rPr>
-        <w:t xml:space="preserve">, </w:t>
-      </w:r>
-      <w:proofErr w:type="spellStart"/>
-      <w:r>
-        <w:rPr>
-          <w:lang w:val="et-EE"/>
-        </w:rPr>
-        <w:t>joone_varv</w:t>
-      </w:r>
-      <w:proofErr w:type="spellEnd"/>
-      <w:r>
-        <w:rPr>
-          <w:lang w:val="et-EE"/>
-        </w:rPr>
-        <w:t xml:space="preserve"> ja </w:t>
-      </w:r>
-      <w:proofErr w:type="spellStart"/>
-      <w:r>
-        <w:rPr>
-          <w:lang w:val="et-EE"/>
-        </w:rPr>
-        <w:t>ruudu_varv</w:t>
-      </w:r>
-      <w:proofErr w:type="spellEnd"/>
-      <w:r>
-        <w:rPr>
-          <w:lang w:val="et-EE"/>
-        </w:rPr>
-        <w:t>.</w:t>
-      </w:r>
-    </w:p>
-    <w:p>
-      <w:pPr>
-        <w:rPr>
-          <w:lang w:val="et-EE"/>
-        </w:rPr>
-      </w:pPr>
-      <w:r>
-        <w:rPr>
-          <w:lang w:val="et-EE"/>
-        </w:rPr>
-        <w:t xml:space="preserve">Vaikimisi sätted: </w:t>
-      </w:r>
-      <w:proofErr w:type="spellStart"/>
-      <w:r>
-        <w:rPr>
-          <w:lang w:val="et-EE"/>
-        </w:rPr>
-        <w:t>ruudu_suurus</w:t>
-      </w:r>
-      <w:proofErr w:type="spellEnd"/>
-      <w:r>
-        <w:rPr>
-          <w:lang w:val="et-EE"/>
-        </w:rPr>
-        <w:t xml:space="preserve">=20, </w:t>
-      </w:r>
-      <w:proofErr w:type="spellStart"/>
-      <w:r>
-        <w:rPr>
-          <w:lang w:val="et-EE"/>
-        </w:rPr>
-        <w:t>ridade_arv</w:t>
-      </w:r>
-      <w:proofErr w:type="spellEnd"/>
-      <w:r>
-        <w:rPr>
-          <w:lang w:val="et-EE"/>
-        </w:rPr>
-        <w:t xml:space="preserve">=24, </w:t>
-      </w:r>
-      <w:proofErr w:type="spellStart"/>
-      <w:r>
-        <w:rPr>
-          <w:lang w:val="et-EE"/>
-        </w:rPr>
-        <w:t>veergude_arv</w:t>
-      </w:r>
-      <w:proofErr w:type="spellEnd"/>
-      <w:r>
-        <w:rPr>
-          <w:lang w:val="et-EE"/>
-        </w:rPr>
-        <w:t xml:space="preserve">=32, </w:t>
-      </w:r>
-      <w:proofErr w:type="spellStart"/>
-      <w:r>
-        <w:rPr>
-          <w:lang w:val="et-EE"/>
-        </w:rPr>
-        <w:t>joone_varv</w:t>
-      </w:r>
-      <w:proofErr w:type="spellEnd"/>
-      <w:r>
-        <w:rPr>
-          <w:lang w:val="et-EE"/>
-        </w:rPr>
-        <w:t xml:space="preserve">=[255,0,0] (punane), </w:t>
-      </w:r>
-      <w:proofErr w:type="spellStart"/>
-      <w:r>
-        <w:rPr>
-          <w:lang w:val="et-EE"/>
-        </w:rPr>
-        <w:t>ruudu_varv</w:t>
-      </w:r>
-      <w:proofErr w:type="spellEnd"/>
-      <w:r>
-        <w:rPr>
-          <w:lang w:val="et-EE"/>
-        </w:rPr>
-        <w:t>=[153,255,153] (hele roheline) — vastavalt näidispildile.</w:t>
-      </w:r>
-    </w:p>
-    <w:p>
-      <w:pPr>
-        <w:rPr>
-          <w:lang w:val="et-EE"/>
-        </w:rPr>
-      </w:pPr>
-      <w:r>
-        <w:rPr>
-          <w:lang w:val="et-EE"/>
-        </w:rPr>
-        <w:t xml:space="preserve">Aken jääb avatuna </w:t>
-      </w:r>
-      <w:proofErr w:type="spellStart"/>
-      <w:r>
-        <w:rPr>
-          <w:lang w:val="et-EE"/>
-        </w:rPr>
-        <w:t>gameover</w:t>
-      </w:r>
-      <w:proofErr w:type="spellEnd"/>
-      <w:r>
-        <w:rPr>
-          <w:lang w:val="et-EE"/>
-        </w:rPr>
-        <w:t xml:space="preserve">-tsükli abil. Mängu saab ristist sulgeda: </w:t>
-      </w:r>
-      <w:proofErr w:type="spellStart"/>
-      <w:r>
-        <w:rPr>
-          <w:lang w:val="et-EE"/>
-        </w:rPr>
-        <w:t>for</w:t>
-      </w:r>
-      <w:proofErr w:type="spellEnd"/>
-      <w:r>
-        <w:rPr>
-          <w:lang w:val="et-EE"/>
-        </w:rPr>
-        <w:t xml:space="preserve">-tsükkel kontrollib </w:t>
-      </w:r>
-      <w:proofErr w:type="spellStart"/>
-      <w:r>
-        <w:rPr>
-          <w:lang w:val="et-EE"/>
-        </w:rPr>
-        <w:t>pygame.event.get</w:t>
-      </w:r>
-      <w:proofErr w:type="spellEnd"/>
-      <w:r>
-        <w:rPr>
-          <w:lang w:val="et-EE"/>
-        </w:rPr>
-        <w:t xml:space="preserve">() sündmusi ja </w:t>
-      </w:r>
-      <w:proofErr w:type="spellStart"/>
-      <w:r>
-        <w:rPr>
-          <w:lang w:val="et-EE"/>
-        </w:rPr>
-        <w:t>sys.exit</w:t>
-      </w:r>
-      <w:proofErr w:type="spellEnd"/>
-      <w:r>
-        <w:rPr>
-          <w:lang w:val="et-EE"/>
-        </w:rPr>
-        <w:t>() lõpetab programmi.</w:t>
+        <w:t>Aken jääb avatuna gameover-tsükli abil. Mängu saab ristist sulgeda: for-tsükkel kontrollib pygame.event.get() sündmusi ja sys.exit() lõpetab programmi.</w:t>
       </w:r>
     </w:p>
     <w:p>
@@ -770,78 +420,16 @@
         <w:rPr>
           <w:lang w:val="et-EE"/>
         </w:rPr>
-        <w:t>Claude Code (</w:t>
-      </w:r>
-      <w:proofErr w:type="spellStart"/>
-      <w:r>
-        <w:rPr>
-          <w:lang w:val="et-EE"/>
-        </w:rPr>
-        <w:t>Anthropic</w:t>
-      </w:r>
-      <w:proofErr w:type="spellEnd"/>
-      <w:r>
-        <w:rPr>
-          <w:lang w:val="et-EE"/>
-        </w:rPr>
-        <w:t xml:space="preserve"> Claude </w:t>
-      </w:r>
-      <w:proofErr w:type="spellStart"/>
-      <w:r>
-        <w:rPr>
-          <w:lang w:val="et-EE"/>
-        </w:rPr>
-        <w:t>Sonnet</w:t>
-      </w:r>
-      <w:proofErr w:type="spellEnd"/>
-      <w:r>
-        <w:rPr>
-          <w:lang w:val="et-EE"/>
-        </w:rPr>
-        <w:t xml:space="preserve"> 4.6), ühendatud PyCharmiga läbi </w:t>
+        <w:t xml:space="preserve">Claude Code (Anthropic Claude Sonnet 4.6), ühendatud PyCharmiga läbi </w:t>
       </w:r>
       <w:hyperlink r:id="rId7" w:history="1">
-        <w:proofErr w:type="spellStart"/>
         <w:r>
           <w:rPr>
             <w:rStyle w:val="Hyperlink"/>
             <w:lang w:val="et-EE"/>
           </w:rPr>
-          <w:t>agentclientprotocol</w:t>
+          <w:t>agentclientprotocol/claude-agent-acp</w:t>
         </w:r>
-        <w:proofErr w:type="spellEnd"/>
-        <w:r>
-          <w:rPr>
-            <w:rStyle w:val="Hyperlink"/>
-            <w:lang w:val="et-EE"/>
-          </w:rPr>
-          <w:t>/</w:t>
-        </w:r>
-        <w:proofErr w:type="spellStart"/>
-        <w:r>
-          <w:rPr>
-            <w:rStyle w:val="Hyperlink"/>
-            <w:lang w:val="et-EE"/>
-          </w:rPr>
-          <w:t>claude</w:t>
-        </w:r>
-        <w:proofErr w:type="spellEnd"/>
-        <w:r>
-          <w:rPr>
-            <w:rStyle w:val="Hyperlink"/>
-            <w:lang w:val="et-EE"/>
-          </w:rPr>
-          <w:t>-agent-</w:t>
-        </w:r>
-        <w:proofErr w:type="spellStart"/>
-        <w:r>
-          <w:rPr>
-            <w:rStyle w:val="Hyperlink"/>
-            <w:lang w:val="et-EE"/>
-          </w:rPr>
-          <w:t>acp</w:t>
-        </w:r>
-        <w:proofErr w:type="spellEnd"/>
       </w:hyperlink>
       <w:r>
         <w:rPr>
@@ -881,21 +469,7 @@
           <w:lang w:val="et-EE"/>
         </w:rPr>
         <w:lastRenderedPageBreak/>
-        <w:t>Millised olid esitatud küsimused või käsud (</w:t>
-      </w:r>
-      <w:proofErr w:type="spellStart"/>
-      <w:r>
-        <w:rPr>
-          <w:lang w:val="et-EE"/>
-        </w:rPr>
-        <w:t>promptid</w:t>
-      </w:r>
-      <w:proofErr w:type="spellEnd"/>
-      <w:r>
-        <w:rPr>
-          <w:lang w:val="et-EE"/>
-        </w:rPr>
-        <w:t>)?</w:t>
+        <w:t>Millised olid esitatud küsimused või käsud (promptid)?</w:t>
       </w:r>
     </w:p>
     <w:p>
@@ -909,243 +483,11 @@
           <w:lang w:val="et-EE"/>
         </w:rPr>
       </w:pPr>
-      <w:proofErr w:type="spellStart"/>
       <w:r>
         <w:rPr>
           <w:lang w:val="et-EE"/>
         </w:rPr>
-        <w:t>Alright</w:t>
-      </w:r>
-      <w:proofErr w:type="spellEnd"/>
-      <w:r>
-        <w:rPr>
-          <w:lang w:val="et-EE"/>
-        </w:rPr>
-        <w:t xml:space="preserve">, I have </w:t>
-      </w:r>
-      <w:proofErr w:type="spellStart"/>
-      <w:r>
-        <w:rPr>
-          <w:lang w:val="et-EE"/>
-        </w:rPr>
-        <w:t>finished</w:t>
-      </w:r>
-      <w:proofErr w:type="spellEnd"/>
-      <w:r>
-        <w:rPr>
-          <w:lang w:val="et-EE"/>
-        </w:rPr>
-        <w:t xml:space="preserve"> </w:t>
-      </w:r>
-      <w:proofErr w:type="spellStart"/>
-      <w:r>
-        <w:rPr>
-          <w:lang w:val="et-EE"/>
-        </w:rPr>
-        <w:t>with</w:t>
-      </w:r>
-      <w:proofErr w:type="spellEnd"/>
-      <w:r>
-        <w:rPr>
-          <w:lang w:val="et-EE"/>
-        </w:rPr>
-        <w:t xml:space="preserve"> </w:t>
-      </w:r>
-      <w:proofErr w:type="spellStart"/>
-      <w:r>
-        <w:rPr>
-          <w:lang w:val="et-EE"/>
-        </w:rPr>
-        <w:t>final</w:t>
-      </w:r>
-      <w:proofErr w:type="spellEnd"/>
-      <w:r>
-        <w:rPr>
-          <w:lang w:val="et-EE"/>
-        </w:rPr>
-        <w:t xml:space="preserve"> </w:t>
-      </w:r>
-      <w:proofErr w:type="spellStart"/>
-      <w:r>
-        <w:rPr>
-          <w:lang w:val="et-EE"/>
-        </w:rPr>
-        <w:t>manual</w:t>
-      </w:r>
-      <w:proofErr w:type="spellEnd"/>
-      <w:r>
-        <w:rPr>
-          <w:lang w:val="et-EE"/>
-        </w:rPr>
-        <w:t xml:space="preserve"> </w:t>
-      </w:r>
-      <w:proofErr w:type="spellStart"/>
-      <w:r>
-        <w:rPr>
-          <w:lang w:val="et-EE"/>
-        </w:rPr>
-        <w:t>edits</w:t>
-      </w:r>
-      <w:proofErr w:type="spellEnd"/>
-      <w:r>
-        <w:rPr>
-          <w:lang w:val="et-EE"/>
-        </w:rPr>
-        <w:t xml:space="preserve"> of “Ülesanne 2”, </w:t>
-      </w:r>
-      <w:proofErr w:type="spellStart"/>
-      <w:r>
-        <w:rPr>
-          <w:lang w:val="et-EE"/>
-        </w:rPr>
-        <w:t>could</w:t>
-      </w:r>
-      <w:proofErr w:type="spellEnd"/>
-      <w:r>
-        <w:rPr>
-          <w:lang w:val="et-EE"/>
-        </w:rPr>
-        <w:t xml:space="preserve"> </w:t>
-      </w:r>
-      <w:proofErr w:type="spellStart"/>
-      <w:r>
-        <w:rPr>
-          <w:lang w:val="et-EE"/>
-        </w:rPr>
-        <w:t>you</w:t>
-      </w:r>
-      <w:proofErr w:type="spellEnd"/>
-      <w:r>
-        <w:rPr>
-          <w:lang w:val="et-EE"/>
-        </w:rPr>
-        <w:t xml:space="preserve"> start </w:t>
-      </w:r>
-      <w:proofErr w:type="spellStart"/>
-      <w:r>
-        <w:rPr>
-          <w:lang w:val="et-EE"/>
-        </w:rPr>
-        <w:t>with</w:t>
-      </w:r>
-      <w:proofErr w:type="spellEnd"/>
-      <w:r>
-        <w:rPr>
-          <w:lang w:val="et-EE"/>
-        </w:rPr>
-        <w:t xml:space="preserve"> “Ülesanne 3”? Look at </w:t>
-      </w:r>
-      <w:proofErr w:type="spellStart"/>
-      <w:r>
-        <w:rPr>
-          <w:lang w:val="et-EE"/>
-        </w:rPr>
-        <w:t>the</w:t>
-      </w:r>
-      <w:proofErr w:type="spellEnd"/>
-      <w:r>
-        <w:rPr>
-          <w:lang w:val="et-EE"/>
-        </w:rPr>
-        <w:t xml:space="preserve"> “Poemüüja_dokumentatsioon.docx” and </w:t>
-      </w:r>
-      <w:proofErr w:type="spellStart"/>
-      <w:r>
-        <w:rPr>
-          <w:lang w:val="et-EE"/>
-        </w:rPr>
-        <w:t>the</w:t>
-      </w:r>
-      <w:proofErr w:type="spellEnd"/>
-      <w:r>
-        <w:rPr>
-          <w:lang w:val="et-EE"/>
-        </w:rPr>
-        <w:t xml:space="preserve"> “Tarkvaraarenduse projekti dokumentatsiooni vorm.rtf” </w:t>
-      </w:r>
-      <w:proofErr w:type="spellStart"/>
-      <w:r>
-        <w:rPr>
-          <w:lang w:val="et-EE"/>
-        </w:rPr>
-        <w:t>instructions</w:t>
-      </w:r>
-      <w:proofErr w:type="spellEnd"/>
-      <w:r>
-        <w:rPr>
-          <w:lang w:val="et-EE"/>
-        </w:rPr>
-        <w:t xml:space="preserve"> on </w:t>
-      </w:r>
-      <w:proofErr w:type="spellStart"/>
-      <w:r>
-        <w:rPr>
-          <w:lang w:val="et-EE"/>
-        </w:rPr>
-        <w:t>how</w:t>
-      </w:r>
-      <w:proofErr w:type="spellEnd"/>
-      <w:r>
-        <w:rPr>
-          <w:lang w:val="et-EE"/>
-        </w:rPr>
-        <w:t xml:space="preserve"> </w:t>
-      </w:r>
-      <w:proofErr w:type="spellStart"/>
-      <w:r>
-        <w:rPr>
-          <w:lang w:val="et-EE"/>
-        </w:rPr>
-        <w:t>to</w:t>
-      </w:r>
-      <w:proofErr w:type="spellEnd"/>
-      <w:r>
-        <w:rPr>
-          <w:lang w:val="et-EE"/>
-        </w:rPr>
-        <w:t xml:space="preserve"> </w:t>
-      </w:r>
-      <w:proofErr w:type="spellStart"/>
-      <w:r>
-        <w:rPr>
-          <w:lang w:val="et-EE"/>
-        </w:rPr>
-        <w:t>write</w:t>
-      </w:r>
-      <w:proofErr w:type="spellEnd"/>
-      <w:r>
-        <w:rPr>
-          <w:lang w:val="et-EE"/>
-        </w:rPr>
-        <w:t xml:space="preserve"> </w:t>
-      </w:r>
-      <w:proofErr w:type="spellStart"/>
-      <w:r>
-        <w:rPr>
-          <w:lang w:val="et-EE"/>
-        </w:rPr>
-        <w:t>the</w:t>
-      </w:r>
-      <w:proofErr w:type="spellEnd"/>
-      <w:r>
-        <w:rPr>
-          <w:lang w:val="et-EE"/>
-        </w:rPr>
-        <w:t xml:space="preserve"> </w:t>
-      </w:r>
-      <w:proofErr w:type="spellStart"/>
-      <w:r>
-        <w:rPr>
-          <w:lang w:val="et-EE"/>
-        </w:rPr>
-        <w:t>documentation</w:t>
-      </w:r>
-      <w:proofErr w:type="spellEnd"/>
-      <w:r>
-        <w:rPr>
-          <w:lang w:val="et-EE"/>
-        </w:rPr>
-        <w:t>.</w:t>
+        <w:t>Alright, I have finished with final manual edits of “Ülesanne 2”, could you start with “Ülesanne 3”? Look at the “Poemüüja_dokumentatsioon.docx” and the “Tarkvaraarenduse projekti dokumentatsiooni vorm.rtf” instructions on how to write the documentation.</w:t>
       </w:r>
     </w:p>
     <w:p>
@@ -1163,21 +505,7 @@
         <w:rPr>
           <w:lang w:val="et-EE"/>
         </w:rPr>
-        <w:t xml:space="preserve">Oleks parem kui ülesande funktsioonide nimed oleksid Eesti keeles, juurde tuleb lisada ka kommentaarid. Sama moodi nagu 2.py ja 1.py ülesannetes. Nüüd lisa juurde funktsioonid ruutude värvi, ridade arvu, veergude arvu ja joonte värvi lihtsasti muutmiseks nii nagu see on harjutuses antud. Algvärvid/muud sätted võiks ka olla samad mis näidispildis antud. Tee antud materjalide järgi: "ISK22PAOOPTA_ </w:t>
-      </w:r>
-      <w:proofErr w:type="spellStart"/>
-      <w:r>
-        <w:rPr>
-          <w:lang w:val="et-EE"/>
-        </w:rPr>
-        <w:t>PyGame</w:t>
-      </w:r>
-      <w:proofErr w:type="spellEnd"/>
-      <w:r>
-        <w:rPr>
-          <w:lang w:val="et-EE"/>
-        </w:rPr>
-        <w:t xml:space="preserve"> – Tsüklid ja funktsioonid.htm"</w:t>
+        <w:t>Oleks parem kui ülesande funktsioonide nimed oleksid Eesti keeles, juurde tuleb lisada ka kommentaarid. Sama moodi nagu 2.py ja 1.py ülesannetes. Nüüd lisa juurde funktsioonid ruutude värvi, ridade arvu, veergude arvu ja joonte värvi lihtsasti muutmiseks nii nagu see on harjutuses antud. Algvärvid/muud sätted võiks ka olla samad mis näidispildis antud. Tee antud materjalide järgi: "ISK22PAOOPTA_ PyGame – Tsüklid ja funktsioonid.htm"</w:t>
       </w:r>
     </w:p>
     <w:p>
@@ -1266,29 +594,8 @@
         <w:pStyle w:val="Heading1"/>
       </w:pPr>
       <w:r>
-        <w:t xml:space="preserve">3. </w:t>
+        <w:t>3. Esinenud probleemid ja lahendused</w:t>
       </w:r>
-      <w:proofErr w:type="spellStart"/>
-      <w:r>
-        <w:t>Esinenud</w:t>
-      </w:r>
-      <w:proofErr w:type="spellEnd"/>
-      <w:r>
-        <w:t xml:space="preserve"> </w:t>
-      </w:r>
-      <w:proofErr w:type="spellStart"/>
-      <w:r>
-        <w:t>probleemid</w:t>
-      </w:r>
-      <w:proofErr w:type="spellEnd"/>
-      <w:r>
-        <w:t xml:space="preserve"> ja </w:t>
-      </w:r>
-      <w:proofErr w:type="spellStart"/>
-      <w:r>
-        <w:t>lahendused</w:t>
-      </w:r>
-      <w:proofErr w:type="spellEnd"/>
     </w:p>
     <w:p>
       <w:pPr>
@@ -1377,21 +684,7 @@
         <w:rPr>
           <w:lang w:val="et-EE"/>
         </w:rPr>
-        <w:t xml:space="preserve">Lõpuks lasin </w:t>
-      </w:r>
-      <w:proofErr w:type="spellStart"/>
-      <w:r>
-        <w:rPr>
-          <w:lang w:val="et-EE"/>
-        </w:rPr>
-        <w:t>TI-l</w:t>
-      </w:r>
-      <w:proofErr w:type="spellEnd"/>
-      <w:r>
-        <w:rPr>
-          <w:lang w:val="et-EE"/>
-        </w:rPr>
-        <w:t xml:space="preserve"> näidispilti „vaadata“, selle pildituvastus oli nii hea, et seadis kõik paari käsuga paika. </w:t>
+        <w:t xml:space="preserve">Lõpuks lasin TI-l näidispilti „vaadata“, selle pildituvastus oli nii hea, et seadis kõik paari käsuga paika. </w:t>
       </w:r>
       <w:r>
         <w:rPr>
@@ -1423,19 +716,7 @@
         <w:rPr>
           <w:lang w:val="et-EE"/>
         </w:rPr>
-        <w:t>4</w:t>
-      </w:r>
-      <w:r>
-        <w:rPr>
-          <w:lang w:val="et-EE"/>
-        </w:rPr>
-        <w:t xml:space="preserve">. </w:t>
-      </w:r>
-      <w:r>
-        <w:rPr>
-          <w:lang w:val="et-EE"/>
-        </w:rPr>
-        <w:t>Testimine</w:t>
+        <w:t>4. Testimine</w:t>
       </w:r>
     </w:p>
     <w:p>
@@ -1504,21 +785,7 @@
         <w:rPr>
           <w:lang w:val="et-EE"/>
         </w:rPr>
-        <w:t xml:space="preserve">5.2. Kas avastasid uusi </w:t>
-      </w:r>
-      <w:proofErr w:type="spellStart"/>
-      <w:r>
-        <w:rPr>
-          <w:lang w:val="et-EE"/>
-        </w:rPr>
-        <w:t>Python'i</w:t>
-      </w:r>
-      <w:proofErr w:type="spellEnd"/>
-      <w:r>
-        <w:rPr>
-          <w:lang w:val="et-EE"/>
-        </w:rPr>
-        <w:t xml:space="preserve"> tehnikaid või lähenemisi?</w:t>
+        <w:t>5.2. Kas avastasid uusi Python'i tehnikaid või lähenemisi?</w:t>
       </w:r>
     </w:p>
     <w:p>
@@ -1607,21 +874,7 @@
         <w:rPr>
           <w:lang w:val="et-EE"/>
         </w:rPr>
-        <w:t xml:space="preserve">Võib-olla igaks juhuks </w:t>
-      </w:r>
-      <w:proofErr w:type="spellStart"/>
-      <w:r>
-        <w:rPr>
-          <w:lang w:val="et-EE"/>
-        </w:rPr>
-        <w:t>git-pushiks</w:t>
-      </w:r>
-      <w:proofErr w:type="spellEnd"/>
-      <w:r>
-        <w:rPr>
-          <w:lang w:val="et-EE"/>
-        </w:rPr>
-        <w:t xml:space="preserve"> enne igat AI käsklust.</w:t>
+        <w:t>Võib-olla igaks juhuks git-pushiks enne igat AI käsklust.</w:t>
       </w:r>
     </w:p>
     <w:p>
@@ -1640,6 +893,19 @@
     </w:p>
     <w:p>
       <w:pPr>
+        <w:rPr>
+          <w:lang w:val="et-EE"/>
+        </w:rPr>
+      </w:pPr>
+      <w:r>
+        <w:rPr>
+          <w:lang w:val="et-EE"/>
+        </w:rPr>
+        <w:t>Parandas arusaamist, kuna kood oli hästi kommenteeritud ja vajas siiski asja mõistmist ja ümbertegemist, et korrektselt töötada.</w:t>
+      </w:r>
+    </w:p>
+    <w:p>
+      <w:pPr>
         <w:pStyle w:val="Heading2"/>
         <w:rPr>
           <w:lang w:val="et-EE"/>
@@ -1650,6 +916,19 @@
           <w:lang w:val="et-EE"/>
         </w:rPr>
         <w:t>5.6. Kas tundsid, et AI tegi töö liiga lihtsaks või pigem aitas paremini mõista lahendust?</w:t>
+      </w:r>
+    </w:p>
+    <w:p>
+      <w:pPr>
+        <w:rPr>
+          <w:lang w:val="et-EE"/>
+        </w:rPr>
+      </w:pPr>
+      <w:r>
+        <w:rPr>
+          <w:lang w:val="et-EE"/>
+        </w:rPr>
+        <w:t>Aitas kohati küsimustele vastata.</w:t>
       </w:r>
     </w:p>
     <w:sectPr>
@@ -2649,6 +1928,7 @@
   <w:style w:type="character" w:default="1" w:styleId="DefaultParagraphFont">
     <w:name w:val="Default Paragraph Font"/>
     <w:uiPriority w:val="1"/>
+    <w:semiHidden/>
     <w:unhideWhenUsed/>
   </w:style>
   <w:style w:type="table" w:default="1" w:styleId="TableNormal">
